--- a/Entrega/TP 02 - Lenguajes y Autómatas-Gramáticas-Ejercicios-Filmina 8/Lenguajes y Autómatas-Gramáticas-Ejercicios.docx
+++ b/Entrega/TP 02 - Lenguajes y Autómatas-Gramáticas-Ejercicios-Filmina 8/Lenguajes y Autómatas-Gramáticas-Ejercicios.docx
@@ -276,22 +276,260 @@
       </w:r>
       <w:proofErr w:type="spellStart"/>
       <w:r>
-        <w:t>aT</w:t>
-      </w:r>
+        <w:t>aTb</w:t>
+      </w:r>
+      <w:proofErr w:type="spellEnd"/>
+    </w:p>
+    <w:p>
+      <w:pPr>
+        <w:jc w:val="center"/>
+      </w:pPr>
+      <w:proofErr w:type="spellStart"/>
+      <w:r>
+        <w:t>aTb</w:t>
+      </w:r>
+      <w:proofErr w:type="spellEnd"/>
+      <w:r>
+        <w:t xml:space="preserve"> =&gt; a</w:t>
+      </w:r>
+      <w:r>
+        <w:t xml:space="preserve"> </w:t>
+      </w:r>
+      <w:r>
+        <w:t>ε</w:t>
+      </w:r>
+      <w:r>
+        <w:t xml:space="preserve"> b</w:t>
+      </w:r>
+    </w:p>
+    <w:p>
+      <w:pPr>
+        <w:jc w:val="center"/>
+      </w:pPr>
+      <w:r>
+        <w:t>a</w:t>
+      </w:r>
+      <w:r>
+        <w:t xml:space="preserve"> </w:t>
+      </w:r>
+      <w:r>
+        <w:t>ε</w:t>
+      </w:r>
+      <w:r>
+        <w:t xml:space="preserve"> b =&gt; ab</w:t>
+      </w:r>
+    </w:p>
+    <w:p>
+      <w:pPr>
+        <w:jc w:val="center"/>
+      </w:pPr>
+    </w:p>
+    <w:p>
+      <w:pPr>
+        <w:jc w:val="center"/>
+      </w:pPr>
+      <w:r>
+        <w:t>2</w:t>
+      </w:r>
+      <w:r>
+        <w:t>) R =&gt; S</w:t>
+      </w:r>
+    </w:p>
+    <w:p>
+      <w:pPr>
+        <w:jc w:val="center"/>
+      </w:pPr>
+      <w:r>
+        <w:t xml:space="preserve">S =&gt; </w:t>
+      </w:r>
+      <w:proofErr w:type="spellStart"/>
+      <w:r>
+        <w:t>bTa</w:t>
+      </w:r>
+      <w:proofErr w:type="spellEnd"/>
+    </w:p>
+    <w:p>
+      <w:pPr>
+        <w:jc w:val="center"/>
+      </w:pPr>
+      <w:proofErr w:type="spellStart"/>
+      <w:r>
+        <w:t>bTa</w:t>
+      </w:r>
+      <w:proofErr w:type="spellEnd"/>
+      <w:r>
+        <w:t xml:space="preserve"> =&gt; b</w:t>
+      </w:r>
+      <w:r>
+        <w:t xml:space="preserve"> </w:t>
+      </w:r>
+      <w:r>
+        <w:t>ε</w:t>
+      </w:r>
+      <w:r>
+        <w:t xml:space="preserve"> a</w:t>
+      </w:r>
+    </w:p>
+    <w:p>
+      <w:pPr>
+        <w:jc w:val="center"/>
+      </w:pPr>
       <w:r>
         <w:t>b</w:t>
       </w:r>
+      <w:r>
+        <w:t xml:space="preserve"> </w:t>
+      </w:r>
+      <w:r>
+        <w:t>ε</w:t>
+      </w:r>
+      <w:r>
+        <w:t xml:space="preserve"> a =&gt; </w:t>
+      </w:r>
+      <w:proofErr w:type="spellStart"/>
+      <w:r>
+        <w:t>ba</w:t>
+      </w:r>
       <w:proofErr w:type="spellEnd"/>
     </w:p>
     <w:p>
       <w:pPr>
         <w:jc w:val="center"/>
       </w:pPr>
+    </w:p>
+    <w:p>
+      <w:pPr>
+        <w:jc w:val="center"/>
+      </w:pPr>
+      <w:r>
+        <w:t>3</w:t>
+      </w:r>
+      <w:r>
+        <w:t>) R =&gt; S</w:t>
+      </w:r>
+    </w:p>
+    <w:p>
+      <w:pPr>
+        <w:jc w:val="center"/>
+      </w:pPr>
+      <w:r>
+        <w:t xml:space="preserve">S =&gt; </w:t>
+      </w:r>
       <w:proofErr w:type="spellStart"/>
       <w:r>
         <w:t>aTb</w:t>
       </w:r>
       <w:proofErr w:type="spellEnd"/>
+    </w:p>
+    <w:p>
+      <w:pPr>
+        <w:jc w:val="center"/>
+      </w:pPr>
+      <w:proofErr w:type="spellStart"/>
+      <w:r>
+        <w:t>aTb</w:t>
+      </w:r>
+      <w:proofErr w:type="spellEnd"/>
+      <w:r>
+        <w:t xml:space="preserve"> =&gt; </w:t>
+      </w:r>
+      <w:proofErr w:type="spellStart"/>
+      <w:r>
+        <w:t>aXb</w:t>
+      </w:r>
+      <w:proofErr w:type="spellEnd"/>
+    </w:p>
+    <w:p>
+      <w:pPr>
+        <w:jc w:val="center"/>
+      </w:pPr>
+      <w:proofErr w:type="spellStart"/>
+      <w:r>
+        <w:t>aXb</w:t>
+      </w:r>
+      <w:proofErr w:type="spellEnd"/>
+      <w:r>
+        <w:t xml:space="preserve"> =&gt; </w:t>
+      </w:r>
+      <w:proofErr w:type="spellStart"/>
+      <w:r>
+        <w:t>aab</w:t>
+      </w:r>
+      <w:proofErr w:type="spellEnd"/>
+    </w:p>
+    <w:p>
+      <w:pPr>
+        <w:rPr>
+          <w:b/>
+          <w:bCs/>
+        </w:rPr>
+      </w:pPr>
+      <w:r>
+        <w:rPr>
+          <w:b/>
+          <w:bCs/>
+        </w:rPr>
+        <w:t>e. Dar la cadena m</w:t>
+      </w:r>
+      <w:r>
+        <w:rPr>
+          <w:rFonts w:ascii="Aptos" w:hAnsi="Aptos" w:cs="Aptos"/>
+          <w:b/>
+          <w:bCs/>
+        </w:rPr>
+        <w:t>í</w:t>
+      </w:r>
+      <w:r>
+        <w:rPr>
+          <w:b/>
+          <w:bCs/>
+        </w:rPr>
+        <w:t xml:space="preserve">nima posible. </w:t>
+      </w:r>
+    </w:p>
+    <w:p>
+      <w:r>
+        <w:t xml:space="preserve">Las cadenas mínimas posibles pueden ser ab o </w:t>
+      </w:r>
+      <w:proofErr w:type="spellStart"/>
+      <w:r>
+        <w:t>ba</w:t>
+      </w:r>
+      <w:proofErr w:type="spellEnd"/>
+      <w:r>
+        <w:t xml:space="preserve"> como hice en las primeras dos cadenas del punto anterior, esto ya que épsilon no es terminal.</w:t>
+      </w:r>
+    </w:p>
+    <w:p>
+      <w:pPr>
+        <w:jc w:val="center"/>
+      </w:pPr>
+      <w:r>
+        <w:t>R =&gt; S</w:t>
+      </w:r>
+    </w:p>
+    <w:p>
+      <w:pPr>
+        <w:jc w:val="center"/>
+      </w:pPr>
+      <w:r>
+        <w:t xml:space="preserve">S =&gt; </w:t>
+      </w:r>
+      <w:proofErr w:type="spellStart"/>
+      <w:r>
+        <w:t>aTb</w:t>
+      </w:r>
+      <w:proofErr w:type="spellEnd"/>
+    </w:p>
+    <w:p>
+      <w:pPr>
+        <w:jc w:val="center"/>
+      </w:pPr>
+      <w:proofErr w:type="spellStart"/>
+      <w:r>
+        <w:t>aTb</w:t>
+      </w:r>
+      <w:proofErr w:type="spellEnd"/>
       <w:r>
         <w:t xml:space="preserve"> =&gt; a</w:t>
       </w:r>
@@ -319,47 +557,111 @@
         <w:t>ε</w:t>
       </w:r>
       <w:r>
-        <w:t xml:space="preserve"> b</w:t>
-      </w:r>
-      <w:r>
-        <w:t xml:space="preserve"> =&gt; ab</w:t>
-      </w:r>
-    </w:p>
-    <w:p>
-      <w:pPr>
-        <w:jc w:val="center"/>
-      </w:pPr>
-    </w:p>
-    <w:p>
-      <w:pPr>
-        <w:jc w:val="center"/>
-      </w:pPr>
-      <w:r>
-        <w:t>2</w:t>
-      </w:r>
-      <w:r>
-        <w:t xml:space="preserve">) </w:t>
-      </w:r>
-      <w:r>
-        <w:t>R =&gt; S</w:t>
-      </w:r>
-    </w:p>
-    <w:p>
-      <w:pPr>
-        <w:jc w:val="center"/>
-      </w:pPr>
-      <w:r>
-        <w:t xml:space="preserve">S =&gt; </w:t>
+        <w:t xml:space="preserve"> b =&gt; ab</w:t>
+      </w:r>
+    </w:p>
+    <w:p>
+      <w:pPr>
+        <w:rPr>
+          <w:b/>
+          <w:bCs/>
+        </w:rPr>
+      </w:pPr>
+      <w:r>
+        <w:rPr>
+          <w:b/>
+          <w:bCs/>
+        </w:rPr>
+        <w:t xml:space="preserve">f. V o F: T </w:t>
+      </w:r>
+      <w:r>
+        <w:rPr>
+          <w:rFonts w:ascii="Cambria Math" w:hAnsi="Cambria Math" w:cs="Cambria Math"/>
+          <w:b/>
+          <w:bCs/>
+        </w:rPr>
+        <w:t>⇒</w:t>
+      </w:r>
+      <w:r>
+        <w:rPr>
+          <w:b/>
+          <w:bCs/>
+        </w:rPr>
+        <w:t xml:space="preserve"> aba. </w:t>
+      </w:r>
+    </w:p>
+    <w:p>
+      <w:r>
+        <w:t>Falso</w:t>
+      </w:r>
+      <w:r>
+        <w:t>,</w:t>
+      </w:r>
+      <w:r>
+        <w:t xml:space="preserve"> no se puede en un solo paso</w:t>
+      </w:r>
+    </w:p>
+    <w:p>
+      <w:pPr>
+        <w:jc w:val="center"/>
+      </w:pPr>
+    </w:p>
+    <w:p>
+      <w:pPr>
+        <w:rPr>
+          <w:b/>
+          <w:bCs/>
+        </w:rPr>
+      </w:pPr>
+      <w:r>
+        <w:rPr>
+          <w:b/>
+          <w:bCs/>
+        </w:rPr>
+        <w:t xml:space="preserve">g. V o F: T </w:t>
+      </w:r>
+      <w:r>
+        <w:rPr>
+          <w:rFonts w:ascii="Cambria Math" w:hAnsi="Cambria Math" w:cs="Cambria Math"/>
+          <w:b/>
+          <w:bCs/>
+        </w:rPr>
+        <w:t>⇒∗</w:t>
+      </w:r>
+      <w:r>
+        <w:rPr>
+          <w:b/>
+          <w:bCs/>
+        </w:rPr>
+        <w:t xml:space="preserve"> aba. </w:t>
+      </w:r>
+    </w:p>
+    <w:p>
+      <w:r>
+        <w:t>Verdadero, ya</w:t>
+      </w:r>
+      <w:r>
+        <w:t xml:space="preserve"> que:</w:t>
+      </w:r>
+    </w:p>
+    <w:p>
+      <w:pPr>
+        <w:jc w:val="center"/>
+      </w:pPr>
+      <w:r>
+        <w:t>T =&gt;  XTX</w:t>
+      </w:r>
+    </w:p>
+    <w:p>
+      <w:pPr>
+        <w:jc w:val="center"/>
+      </w:pPr>
+      <w:r>
+        <w:t xml:space="preserve">X =&gt; </w:t>
       </w:r>
       <w:proofErr w:type="spellStart"/>
       <w:r>
-        <w:t>b</w:t>
-      </w:r>
-      <w:r>
-        <w:t>T</w:t>
-      </w:r>
-      <w:r>
-        <w:t>a</w:t>
+        <w:t>aTa</w:t>
       </w:r>
       <w:proofErr w:type="spellEnd"/>
     </w:p>
@@ -367,308 +669,14 @@
       <w:pPr>
         <w:jc w:val="center"/>
       </w:pPr>
+      <w:r>
+        <w:t xml:space="preserve">T =&gt; </w:t>
+      </w:r>
       <w:proofErr w:type="spellStart"/>
       <w:r>
-        <w:t>b</w:t>
-      </w:r>
-      <w:r>
-        <w:t>T</w:t>
-      </w:r>
-      <w:r>
-        <w:t>a</w:t>
+        <w:t>aXa</w:t>
       </w:r>
       <w:proofErr w:type="spellEnd"/>
-      <w:r>
-        <w:t xml:space="preserve"> =&gt; </w:t>
-      </w:r>
-      <w:r>
-        <w:t>b</w:t>
-      </w:r>
-      <w:r>
-        <w:t xml:space="preserve"> </w:t>
-      </w:r>
-      <w:r>
-        <w:t>ε</w:t>
-      </w:r>
-      <w:r>
-        <w:t xml:space="preserve"> </w:t>
-      </w:r>
-      <w:r>
-        <w:t>a</w:t>
-      </w:r>
-    </w:p>
-    <w:p>
-      <w:pPr>
-        <w:jc w:val="center"/>
-      </w:pPr>
-      <w:r>
-        <w:t>b</w:t>
-      </w:r>
-      <w:r>
-        <w:t xml:space="preserve"> </w:t>
-      </w:r>
-      <w:r>
-        <w:t>ε</w:t>
-      </w:r>
-      <w:r>
-        <w:t xml:space="preserve"> </w:t>
-      </w:r>
-      <w:r>
-        <w:t>a</w:t>
-      </w:r>
-      <w:r>
-        <w:t xml:space="preserve"> =&gt; </w:t>
-      </w:r>
-      <w:proofErr w:type="spellStart"/>
-      <w:r>
-        <w:t>ba</w:t>
-      </w:r>
-      <w:proofErr w:type="spellEnd"/>
-    </w:p>
-    <w:p>
-      <w:pPr>
-        <w:jc w:val="center"/>
-      </w:pPr>
-    </w:p>
-    <w:p>
-      <w:pPr>
-        <w:jc w:val="center"/>
-      </w:pPr>
-      <w:r>
-        <w:t>3</w:t>
-      </w:r>
-      <w:r>
-        <w:t xml:space="preserve">) </w:t>
-      </w:r>
-      <w:r>
-        <w:t>R =&gt; S</w:t>
-      </w:r>
-    </w:p>
-    <w:p>
-      <w:pPr>
-        <w:jc w:val="center"/>
-      </w:pPr>
-      <w:r>
-        <w:t xml:space="preserve">S =&gt; </w:t>
-      </w:r>
-      <w:proofErr w:type="spellStart"/>
-      <w:r>
-        <w:t>aTb</w:t>
-      </w:r>
-      <w:proofErr w:type="spellEnd"/>
-    </w:p>
-    <w:p>
-      <w:pPr>
-        <w:jc w:val="center"/>
-      </w:pPr>
-      <w:proofErr w:type="spellStart"/>
-      <w:r>
-        <w:t>aTb</w:t>
-      </w:r>
-      <w:proofErr w:type="spellEnd"/>
-      <w:r>
-        <w:t xml:space="preserve"> =&gt; </w:t>
-      </w:r>
-      <w:proofErr w:type="spellStart"/>
-      <w:r>
-        <w:t>aXb</w:t>
-      </w:r>
-      <w:proofErr w:type="spellEnd"/>
-    </w:p>
-    <w:p>
-      <w:pPr>
-        <w:jc w:val="center"/>
-      </w:pPr>
-      <w:proofErr w:type="spellStart"/>
-      <w:r>
-        <w:t>aXb</w:t>
-      </w:r>
-      <w:proofErr w:type="spellEnd"/>
-      <w:r>
-        <w:t xml:space="preserve"> =&gt; </w:t>
-      </w:r>
-      <w:proofErr w:type="spellStart"/>
-      <w:r>
-        <w:t>aab</w:t>
-      </w:r>
-      <w:proofErr w:type="spellEnd"/>
-    </w:p>
-    <w:p>
-      <w:pPr>
-        <w:rPr>
-          <w:b/>
-          <w:bCs/>
-        </w:rPr>
-      </w:pPr>
-      <w:r>
-        <w:rPr>
-          <w:b/>
-          <w:bCs/>
-        </w:rPr>
-        <w:t>e. Dar la cadena m</w:t>
-      </w:r>
-      <w:r>
-        <w:rPr>
-          <w:rFonts w:ascii="Aptos" w:hAnsi="Aptos" w:cs="Aptos"/>
-          <w:b/>
-          <w:bCs/>
-        </w:rPr>
-        <w:t>í</w:t>
-      </w:r>
-      <w:r>
-        <w:rPr>
-          <w:b/>
-          <w:bCs/>
-        </w:rPr>
-        <w:t xml:space="preserve">nima posible. </w:t>
-      </w:r>
-    </w:p>
-    <w:p>
-      <w:r>
-        <w:t xml:space="preserve">Las cadenas mínimas posibles pueden ser ab o </w:t>
-      </w:r>
-      <w:proofErr w:type="spellStart"/>
-      <w:r>
-        <w:t>ba</w:t>
-      </w:r>
-      <w:proofErr w:type="spellEnd"/>
-      <w:r>
-        <w:t xml:space="preserve"> como hice en las primeras dos cadenas del punto anterior, esto ya que épsilon no es terminal.</w:t>
-      </w:r>
-    </w:p>
-    <w:p>
-      <w:pPr>
-        <w:jc w:val="center"/>
-      </w:pPr>
-      <w:r>
-        <w:t>R =&gt; S</w:t>
-      </w:r>
-    </w:p>
-    <w:p>
-      <w:pPr>
-        <w:jc w:val="center"/>
-      </w:pPr>
-      <w:r>
-        <w:t xml:space="preserve">S =&gt; </w:t>
-      </w:r>
-      <w:proofErr w:type="spellStart"/>
-      <w:r>
-        <w:t>aTb</w:t>
-      </w:r>
-      <w:proofErr w:type="spellEnd"/>
-    </w:p>
-    <w:p>
-      <w:pPr>
-        <w:jc w:val="center"/>
-      </w:pPr>
-      <w:proofErr w:type="spellStart"/>
-      <w:r>
-        <w:t>aTb</w:t>
-      </w:r>
-      <w:proofErr w:type="spellEnd"/>
-      <w:r>
-        <w:t xml:space="preserve"> =&gt; a</w:t>
-      </w:r>
-      <w:r>
-        <w:t xml:space="preserve"> </w:t>
-      </w:r>
-      <w:r>
-        <w:t>ε</w:t>
-      </w:r>
-      <w:r>
-        <w:t xml:space="preserve"> b</w:t>
-      </w:r>
-    </w:p>
-    <w:p>
-      <w:pPr>
-        <w:jc w:val="center"/>
-      </w:pPr>
-      <w:r>
-        <w:t>a</w:t>
-      </w:r>
-      <w:r>
-        <w:t xml:space="preserve"> </w:t>
-      </w:r>
-      <w:r>
-        <w:t>ε</w:t>
-      </w:r>
-      <w:r>
-        <w:t xml:space="preserve"> b =&gt; ab</w:t>
-      </w:r>
-    </w:p>
-    <w:p>
-      <w:pPr>
-        <w:rPr>
-          <w:b/>
-          <w:bCs/>
-        </w:rPr>
-      </w:pPr>
-      <w:r>
-        <w:rPr>
-          <w:b/>
-          <w:bCs/>
-        </w:rPr>
-        <w:t xml:space="preserve">f. V o F: T </w:t>
-      </w:r>
-      <w:r>
-        <w:rPr>
-          <w:rFonts w:ascii="Cambria Math" w:hAnsi="Cambria Math" w:cs="Cambria Math"/>
-          <w:b/>
-          <w:bCs/>
-        </w:rPr>
-        <w:t>⇒</w:t>
-      </w:r>
-      <w:r>
-        <w:rPr>
-          <w:b/>
-          <w:bCs/>
-        </w:rPr>
-        <w:t xml:space="preserve"> aba. </w:t>
-      </w:r>
-    </w:p>
-    <w:p>
-      <w:r>
-        <w:t>Verdadero, ya que:</w:t>
-      </w:r>
-    </w:p>
-    <w:p>
-      <w:pPr>
-        <w:jc w:val="center"/>
-      </w:pPr>
-      <w:r>
-        <w:t>T =</w:t>
-      </w:r>
-      <w:proofErr w:type="gramStart"/>
-      <w:r>
-        <w:t>&gt;  XTX</w:t>
-      </w:r>
-      <w:proofErr w:type="gramEnd"/>
-    </w:p>
-    <w:p>
-      <w:pPr>
-        <w:jc w:val="center"/>
-      </w:pPr>
-      <w:r>
-        <w:t xml:space="preserve">X =&gt; </w:t>
-      </w:r>
-      <w:proofErr w:type="spellStart"/>
-      <w:r>
-        <w:t>aTa</w:t>
-      </w:r>
-      <w:proofErr w:type="spellEnd"/>
-    </w:p>
-    <w:p>
-      <w:pPr>
-        <w:jc w:val="center"/>
-      </w:pPr>
-      <w:r>
-        <w:t xml:space="preserve">T =&gt; </w:t>
-      </w:r>
-      <w:proofErr w:type="spellStart"/>
-      <w:r>
-        <w:t>aXa</w:t>
-      </w:r>
-      <w:proofErr w:type="spellEnd"/>
     </w:p>
     <w:p>
       <w:pPr>
@@ -676,49 +684,6 @@
       </w:pPr>
       <w:r>
         <w:t>X =&gt; aba</w:t>
-      </w:r>
-    </w:p>
-    <w:p>
-      <w:pPr>
-        <w:jc w:val="center"/>
-      </w:pPr>
-    </w:p>
-    <w:p>
-      <w:pPr>
-        <w:rPr>
-          <w:b/>
-          <w:bCs/>
-        </w:rPr>
-      </w:pPr>
-      <w:r>
-        <w:rPr>
-          <w:b/>
-          <w:bCs/>
-        </w:rPr>
-        <w:t xml:space="preserve">g. V o F: T </w:t>
-      </w:r>
-      <w:r>
-        <w:rPr>
-          <w:rFonts w:ascii="Cambria Math" w:hAnsi="Cambria Math" w:cs="Cambria Math"/>
-          <w:b/>
-          <w:bCs/>
-        </w:rPr>
-        <w:t>⇒∗</w:t>
-      </w:r>
-      <w:r>
-        <w:rPr>
-          <w:b/>
-          <w:bCs/>
-        </w:rPr>
-        <w:t xml:space="preserve"> aba. </w:t>
-      </w:r>
-    </w:p>
-    <w:p>
-      <w:r>
-        <w:t>Verdadero, ya se demostró en el punto anterior</w:t>
-      </w:r>
-      <w:r>
-        <w:t>.</w:t>
       </w:r>
     </w:p>
     <w:p/>
@@ -1013,69 +978,66 @@
         <w:t>ε</w:t>
       </w:r>
       <w:r>
+        <w:t xml:space="preserve"> X =&gt; XX</w:t>
+      </w:r>
+    </w:p>
+    <w:p>
+      <w:pPr>
+        <w:jc w:val="center"/>
+      </w:pPr>
+    </w:p>
+    <w:p>
+      <w:pPr>
+        <w:rPr>
+          <w:b/>
+          <w:bCs/>
+        </w:rPr>
+      </w:pPr>
+      <w:r>
+        <w:rPr>
+          <w:b/>
+          <w:bCs/>
+        </w:rPr>
+        <w:t xml:space="preserve">m. V ́o F: T </w:t>
+      </w:r>
+      <w:r>
+        <w:rPr>
+          <w:rFonts w:ascii="Cambria Math" w:hAnsi="Cambria Math" w:cs="Cambria Math"/>
+          <w:b/>
+          <w:bCs/>
+        </w:rPr>
+        <w:t>⇒∗</w:t>
+      </w:r>
+      <w:r>
+        <w:rPr>
+          <w:b/>
+          <w:bCs/>
+        </w:rPr>
+        <w:t xml:space="preserve"> XXX. </w:t>
+      </w:r>
+    </w:p>
+    <w:p>
+      <w:r>
+        <w:t>Verdadero, ya que:</w:t>
+      </w:r>
+    </w:p>
+    <w:p>
+      <w:pPr>
+        <w:jc w:val="center"/>
+      </w:pPr>
+      <w:r>
+        <w:t xml:space="preserve">T </w:t>
+      </w:r>
+      <w:r>
+        <w:rPr>
+          <w:rFonts w:ascii="Cambria Math" w:hAnsi="Cambria Math" w:cs="Cambria Math"/>
+        </w:rPr>
+        <w:t>⇒</w:t>
+      </w:r>
+      <w:r>
         <w:t xml:space="preserve"> X</w:t>
       </w:r>
       <w:r>
-        <w:t xml:space="preserve"> =&gt; XX</w:t>
-      </w:r>
-    </w:p>
-    <w:p>
-      <w:pPr>
-        <w:jc w:val="center"/>
-      </w:pPr>
-    </w:p>
-    <w:p>
-      <w:pPr>
-        <w:rPr>
-          <w:b/>
-          <w:bCs/>
-        </w:rPr>
-      </w:pPr>
-      <w:r>
-        <w:rPr>
-          <w:b/>
-          <w:bCs/>
-        </w:rPr>
-        <w:t xml:space="preserve">m. V ́o F: T </w:t>
-      </w:r>
-      <w:r>
-        <w:rPr>
-          <w:rFonts w:ascii="Cambria Math" w:hAnsi="Cambria Math" w:cs="Cambria Math"/>
-          <w:b/>
-          <w:bCs/>
-        </w:rPr>
-        <w:t>⇒∗</w:t>
-      </w:r>
-      <w:r>
-        <w:rPr>
-          <w:b/>
-          <w:bCs/>
-        </w:rPr>
-        <w:t xml:space="preserve"> XXX. </w:t>
-      </w:r>
-    </w:p>
-    <w:p>
-      <w:r>
-        <w:t>Verdadero, ya que:</w:t>
-      </w:r>
-    </w:p>
-    <w:p>
-      <w:pPr>
-        <w:jc w:val="center"/>
-      </w:pPr>
-      <w:r>
-        <w:t xml:space="preserve">T </w:t>
-      </w:r>
-      <w:r>
-        <w:rPr>
-          <w:rFonts w:ascii="Cambria Math" w:hAnsi="Cambria Math" w:cs="Cambria Math"/>
-        </w:rPr>
-        <w:t>⇒</w:t>
-      </w:r>
-      <w:r>
-        <w:t xml:space="preserve"> X</w:t>
-      </w:r>
-      <w:r>
         <w:t>T</w:t>
       </w:r>
       <w:r>
@@ -1087,13 +1049,7 @@
         <w:jc w:val="center"/>
       </w:pPr>
       <w:r>
-        <w:t>T =&gt; X</w:t>
-      </w:r>
-      <w:r>
-        <w:t>X</w:t>
-      </w:r>
-      <w:r>
-        <w:t>X</w:t>
+        <w:t>T =&gt; XXX</w:t>
       </w:r>
     </w:p>
     <w:p>
@@ -1247,7 +1203,46 @@
           <w:b/>
           <w:bCs/>
         </w:rPr>
-        <w:t>R</w:t>
+        <w:t xml:space="preserve">R =&gt; X R X </w:t>
+      </w:r>
+      <w:r>
+        <w:rPr>
+          <w:rFonts w:ascii="Cambria Math" w:hAnsi="Cambria Math" w:cs="Cambria Math"/>
+          <w:b/>
+          <w:bCs/>
+        </w:rPr>
+        <w:t xml:space="preserve">∣ </w:t>
+      </w:r>
+      <w:r>
+        <w:rPr>
+          <w:b/>
+          <w:bCs/>
+        </w:rPr>
+        <w:t>S</w:t>
+      </w:r>
+      <w:r>
+        <w:t xml:space="preserve"> → agrega la misma cantidad de símbolos a izquierda y derecha de </w:t>
+      </w:r>
+      <w:r>
+        <w:t>la</w:t>
+      </w:r>
+      <w:r>
+        <w:t xml:space="preserve"> cadena </w:t>
+      </w:r>
+      <w:r>
+        <w:t>que puede generar S</w:t>
+      </w:r>
+    </w:p>
+    <w:p>
+      <w:pPr>
+        <w:jc w:val="both"/>
+      </w:pPr>
+      <w:r>
+        <w:rPr>
+          <w:b/>
+          <w:bCs/>
+        </w:rPr>
+        <w:t>S</w:t>
       </w:r>
       <w:r>
         <w:rPr>
@@ -1256,13 +1251,15 @@
         </w:rPr>
         <w:t xml:space="preserve"> =&gt; </w:t>
       </w:r>
-      <w:r>
-        <w:rPr>
-          <w:b/>
-          <w:bCs/>
-        </w:rPr>
-        <w:t>X</w:t>
-      </w:r>
+      <w:proofErr w:type="spellStart"/>
+      <w:r>
+        <w:rPr>
+          <w:b/>
+          <w:bCs/>
+        </w:rPr>
+        <w:t>aTb</w:t>
+      </w:r>
+      <w:proofErr w:type="spellEnd"/>
       <w:r>
         <w:rPr>
           <w:b/>
@@ -1272,31 +1269,43 @@
       </w:r>
       <w:r>
         <w:rPr>
-          <w:b/>
-          <w:bCs/>
-        </w:rPr>
-        <w:t>R</w:t>
-      </w:r>
-      <w:r>
-        <w:rPr>
+          <w:rFonts w:ascii="Cambria Math" w:hAnsi="Cambria Math" w:cs="Cambria Math"/>
+          <w:b/>
+          <w:bCs/>
+        </w:rPr>
+        <w:t>∣</w:t>
+      </w:r>
+      <w:r>
+        <w:rPr>
+          <w:rFonts w:ascii="Cambria Math" w:hAnsi="Cambria Math" w:cs="Cambria Math"/>
           <w:b/>
           <w:bCs/>
         </w:rPr>
         <w:t xml:space="preserve"> </w:t>
       </w:r>
-      <w:r>
-        <w:rPr>
-          <w:b/>
-          <w:bCs/>
-        </w:rPr>
-        <w:t>X</w:t>
-      </w:r>
-      <w:r>
-        <w:rPr>
-          <w:b/>
-          <w:bCs/>
-        </w:rPr>
-        <w:t xml:space="preserve"> </w:t>
+      <w:proofErr w:type="spellStart"/>
+      <w:r>
+        <w:rPr>
+          <w:b/>
+          <w:bCs/>
+        </w:rPr>
+        <w:t>bTa</w:t>
+      </w:r>
+      <w:proofErr w:type="spellEnd"/>
+      <w:r>
+        <w:t xml:space="preserve"> → genera cadenas cuyo primer y último símbolo son distintos. </w:t>
+      </w:r>
+    </w:p>
+    <w:p>
+      <w:pPr>
+        <w:jc w:val="both"/>
+      </w:pPr>
+      <w:r>
+        <w:rPr>
+          <w:b/>
+          <w:bCs/>
+        </w:rPr>
+        <w:t xml:space="preserve">T =&gt; XTX </w:t>
       </w:r>
       <w:r>
         <w:rPr>
@@ -1304,7 +1313,14 @@
           <w:b/>
           <w:bCs/>
         </w:rPr>
-        <w:t>∣</w:t>
+        <w:t xml:space="preserve">∣ </w:t>
+      </w:r>
+      <w:r>
+        <w:rPr>
+          <w:b/>
+          <w:bCs/>
+        </w:rPr>
+        <w:t xml:space="preserve">X </w:t>
       </w:r>
       <w:r>
         <w:rPr>
@@ -1312,168 +1328,7 @@
           <w:b/>
           <w:bCs/>
         </w:rPr>
-        <w:t xml:space="preserve"> </w:t>
-      </w:r>
-      <w:r>
-        <w:rPr>
-          <w:b/>
-          <w:bCs/>
-        </w:rPr>
-        <w:t>S</w:t>
-      </w:r>
-      <w:r>
-        <w:t xml:space="preserve"> → agrega la misma cantidad de símbolos a izquierda y derecha de </w:t>
-      </w:r>
-      <w:r>
-        <w:t>la</w:t>
-      </w:r>
-      <w:r>
-        <w:t xml:space="preserve"> cadena </w:t>
-      </w:r>
-      <w:r>
-        <w:t>que puede generar S</w:t>
-      </w:r>
-    </w:p>
-    <w:p>
-      <w:pPr>
-        <w:jc w:val="both"/>
-      </w:pPr>
-      <w:r>
-        <w:rPr>
-          <w:b/>
-          <w:bCs/>
-        </w:rPr>
-        <w:t>S</w:t>
-      </w:r>
-      <w:r>
-        <w:rPr>
-          <w:b/>
-          <w:bCs/>
-        </w:rPr>
-        <w:t xml:space="preserve"> =&gt; </w:t>
-      </w:r>
-      <w:proofErr w:type="spellStart"/>
-      <w:r>
-        <w:rPr>
-          <w:b/>
-          <w:bCs/>
-        </w:rPr>
-        <w:t>aTb</w:t>
-      </w:r>
-      <w:proofErr w:type="spellEnd"/>
-      <w:r>
-        <w:rPr>
-          <w:b/>
-          <w:bCs/>
-        </w:rPr>
-        <w:t xml:space="preserve"> </w:t>
-      </w:r>
-      <w:r>
-        <w:rPr>
-          <w:rFonts w:ascii="Cambria Math" w:hAnsi="Cambria Math" w:cs="Cambria Math"/>
-          <w:b/>
-          <w:bCs/>
-        </w:rPr>
-        <w:t>∣</w:t>
-      </w:r>
-      <w:r>
-        <w:rPr>
-          <w:rFonts w:ascii="Cambria Math" w:hAnsi="Cambria Math" w:cs="Cambria Math"/>
-          <w:b/>
-          <w:bCs/>
-        </w:rPr>
-        <w:t xml:space="preserve"> </w:t>
-      </w:r>
-      <w:proofErr w:type="spellStart"/>
-      <w:r>
-        <w:rPr>
-          <w:b/>
-          <w:bCs/>
-        </w:rPr>
-        <w:t>bTa</w:t>
-      </w:r>
-      <w:proofErr w:type="spellEnd"/>
-      <w:r>
-        <w:t xml:space="preserve"> → genera cadenas cuyo primer y último símbolo son distintos. </w:t>
-      </w:r>
-    </w:p>
-    <w:p>
-      <w:pPr>
-        <w:jc w:val="both"/>
-      </w:pPr>
-      <w:r>
-        <w:rPr>
-          <w:b/>
-          <w:bCs/>
-        </w:rPr>
-        <w:t>T</w:t>
-      </w:r>
-      <w:r>
-        <w:rPr>
-          <w:b/>
-          <w:bCs/>
-        </w:rPr>
-        <w:t xml:space="preserve"> =&gt; </w:t>
-      </w:r>
-      <w:r>
-        <w:rPr>
-          <w:b/>
-          <w:bCs/>
-        </w:rPr>
-        <w:t>XTX</w:t>
-      </w:r>
-      <w:r>
-        <w:rPr>
-          <w:b/>
-          <w:bCs/>
-        </w:rPr>
-        <w:t xml:space="preserve"> </w:t>
-      </w:r>
-      <w:r>
-        <w:rPr>
-          <w:rFonts w:ascii="Cambria Math" w:hAnsi="Cambria Math" w:cs="Cambria Math"/>
-          <w:b/>
-          <w:bCs/>
-        </w:rPr>
-        <w:t>∣</w:t>
-      </w:r>
-      <w:r>
-        <w:rPr>
-          <w:rFonts w:ascii="Cambria Math" w:hAnsi="Cambria Math" w:cs="Cambria Math"/>
-          <w:b/>
-          <w:bCs/>
-        </w:rPr>
-        <w:t xml:space="preserve"> </w:t>
-      </w:r>
-      <w:r>
-        <w:rPr>
-          <w:b/>
-          <w:bCs/>
-        </w:rPr>
-        <w:t>X</w:t>
-      </w:r>
-      <w:r>
-        <w:rPr>
-          <w:b/>
-          <w:bCs/>
-        </w:rPr>
-        <w:t xml:space="preserve"> </w:t>
-      </w:r>
-      <w:r>
-        <w:rPr>
-          <w:rFonts w:ascii="Cambria Math" w:hAnsi="Cambria Math" w:cs="Cambria Math"/>
-          <w:b/>
-          <w:bCs/>
-        </w:rPr>
-        <w:t>∣</w:t>
-      </w:r>
-      <w:r>
-        <w:rPr>
-          <w:rFonts w:ascii="Cambria Math" w:hAnsi="Cambria Math" w:cs="Cambria Math"/>
-          <w:b/>
-          <w:bCs/>
-        </w:rPr>
-        <w:t xml:space="preserve"> </w:t>
+        <w:t xml:space="preserve">∣ </w:t>
       </w:r>
       <w:r>
         <w:rPr>
@@ -2399,6 +2254,7 @@
   <w:style w:type="character" w:default="1" w:styleId="Fuentedeprrafopredeter">
     <w:name w:val="Default Paragraph Font"/>
     <w:uiPriority w:val="1"/>
+    <w:semiHidden/>
     <w:unhideWhenUsed/>
   </w:style>
   <w:style w:type="table" w:default="1" w:styleId="Tablanormal">
